--- a/docx/09-esquemas-y-resumenes/09-esquemas-y-resumenes.docx
+++ b/docx/09-esquemas-y-resumenes/09-esquemas-y-resumenes.docx
@@ -614,7 +614,7 @@
     </w:p>
     <w:bookmarkEnd w:id="17"/>
     <w:bookmarkEnd w:id="18"/>
-    <w:bookmarkStart w:id="25" w:name="de-subrayado-a-esquema"/>
+    <w:bookmarkStart w:id="28" w:name="de-subrayado-a-esquema"/>
     <w:p>
       <w:pPr>
         <w:pStyle w:val="Heading1"/>
@@ -716,7 +716,7 @@
       </w:r>
     </w:p>
     <w:bookmarkEnd w:id="19"/>
-    <w:bookmarkStart w:id="20" w:name="lo-que-hay-que-saber"/>
+    <w:bookmarkStart w:id="23" w:name="lo-que-hay-que-saber"/>
     <w:p>
       <w:pPr>
         <w:pStyle w:val="Heading2"/>
@@ -1104,19 +1104,61 @@
     </w:p>
     <w:p>
       <w:pPr>
-        <w:pStyle w:val="BodyText"/>
-      </w:pPr>
-    </w:p>
-    <w:p>
-      <w:pPr>
-        <w:pStyle w:val="BodyText"/>
+        <w:pStyle w:val="CaptionedFigure"/>
+      </w:pPr>
+      <w:r>
+        <w:drawing>
+          <wp:inline>
+            <wp:extent cx="5334000" cy="2097709"/>
+            <wp:effectExtent b="0" l="0" r="0" t="0"/>
+            <wp:docPr descr="De subrayado a esquema" title="" id="21" name="Picture"/>
+            <a:graphic>
+              <a:graphicData uri="http://schemas.openxmlformats.org/drawingml/2006/picture">
+                <pic:pic>
+                  <pic:nvPicPr>
+                    <pic:cNvPr descr="public/img/09-esquemas-y-resumenes/01-subrayado-a-esquema.png" id="22" name="Picture"/>
+                    <pic:cNvPicPr>
+                      <a:picLocks noChangeArrowheads="1" noChangeAspect="1"/>
+                    </pic:cNvPicPr>
+                  </pic:nvPicPr>
+                  <pic:blipFill>
+                    <a:blip r:embed="rId20"/>
+                    <a:stretch>
+                      <a:fillRect/>
+                    </a:stretch>
+                  </pic:blipFill>
+                  <pic:spPr bwMode="auto">
+                    <a:xfrm>
+                      <a:off x="0" y="0"/>
+                      <a:ext cx="5334000" cy="2097709"/>
+                    </a:xfrm>
+                    <a:prstGeom prst="rect">
+                      <a:avLst/>
+                    </a:prstGeom>
+                    <a:noFill/>
+                    <a:ln w="9525">
+                      <a:noFill/>
+                      <a:headEnd/>
+                      <a:tailEnd/>
+                    </a:ln>
+                  </pic:spPr>
+                </pic:pic>
+              </a:graphicData>
+            </a:graphic>
+          </wp:inline>
+        </w:drawing>
+      </w:r>
+    </w:p>
+    <w:p>
+      <w:pPr>
+        <w:pStyle w:val="ImageCaption"/>
       </w:pPr>
       <w:r>
         <w:t xml:space="preserve">De subrayado a esquema</w:t>
       </w:r>
     </w:p>
-    <w:bookmarkEnd w:id="20"/>
-    <w:bookmarkStart w:id="21" w:name="a-por-ellos"/>
+    <w:bookmarkEnd w:id="23"/>
+    <w:bookmarkStart w:id="24" w:name="a-por-ellos"/>
     <w:p>
       <w:pPr>
         <w:pStyle w:val="Heading2"/>
@@ -1540,8 +1582,8 @@
         </w:pict>
       </w:r>
     </w:p>
-    <w:bookmarkEnd w:id="21"/>
-    <w:bookmarkStart w:id="22" w:name="mini-dinámica-el-esquema-mudo-10-min"/>
+    <w:bookmarkEnd w:id="24"/>
+    <w:bookmarkStart w:id="25" w:name="mini-dinámica-el-esquema-mudo-10-min"/>
     <w:p>
       <w:pPr>
         <w:pStyle w:val="Heading2"/>
@@ -1618,8 +1660,8 @@
         </w:pict>
       </w:r>
     </w:p>
-    <w:bookmarkEnd w:id="22"/>
-    <w:bookmarkStart w:id="24" w:name="para-el-profe-soluciones-y-pistas"/>
+    <w:bookmarkEnd w:id="25"/>
+    <w:bookmarkStart w:id="27" w:name="para-el-profe-soluciones-y-pistas"/>
     <w:p>
       <w:pPr>
         <w:pStyle w:val="Heading2"/>
@@ -1678,7 +1720,7 @@
       <w:r>
         <w:t xml:space="preserve"> </w:t>
       </w:r>
-      <w:hyperlink r:id="rId23">
+      <w:hyperlink r:id="rId26">
         <w:r>
           <w:rPr>
             <w:rStyle w:val="Hyperlink"/>
@@ -1705,7 +1747,7 @@
       <w:r>
         <w:t xml:space="preserve"> </w:t>
       </w:r>
-      <w:hyperlink r:id="rId23">
+      <w:hyperlink r:id="rId26">
         <w:r>
           <w:rPr>
             <w:rStyle w:val="Hyperlink"/>
@@ -1741,9 +1783,9 @@
         </w:r>
       </w:hyperlink>
     </w:p>
-    <w:bookmarkEnd w:id="24"/>
-    <w:bookmarkEnd w:id="25"/>
-    <w:bookmarkStart w:id="31" w:name="el-resumen-propio"/>
+    <w:bookmarkEnd w:id="27"/>
+    <w:bookmarkEnd w:id="28"/>
+    <w:bookmarkStart w:id="37" w:name="el-resumen-propio"/>
     <w:p>
       <w:pPr>
         <w:pStyle w:val="Heading1"/>
@@ -1807,7 +1849,7 @@
         </w:pict>
       </w:r>
     </w:p>
-    <w:bookmarkStart w:id="26" w:name="en-corto-1"/>
+    <w:bookmarkStart w:id="29" w:name="en-corto-1"/>
     <w:p>
       <w:pPr>
         <w:pStyle w:val="Heading2"/>
@@ -1844,8 +1886,8 @@
         </w:pict>
       </w:r>
     </w:p>
-    <w:bookmarkEnd w:id="26"/>
-    <w:bookmarkStart w:id="27" w:name="lo-que-hay-que-saber-1"/>
+    <w:bookmarkEnd w:id="29"/>
+    <w:bookmarkStart w:id="33" w:name="lo-que-hay-que-saber-1"/>
     <w:p>
       <w:pPr>
         <w:pStyle w:val="Heading2"/>
@@ -2191,19 +2233,61 @@
     </w:p>
     <w:p>
       <w:pPr>
-        <w:pStyle w:val="BodyText"/>
-      </w:pPr>
-    </w:p>
-    <w:p>
-      <w:pPr>
-        <w:pStyle w:val="BodyText"/>
+        <w:pStyle w:val="CaptionedFigure"/>
+      </w:pPr>
+      <w:r>
+        <w:drawing>
+          <wp:inline>
+            <wp:extent cx="5334000" cy="2372710"/>
+            <wp:effectExtent b="0" l="0" r="0" t="0"/>
+            <wp:docPr descr="El resumen propio" title="" id="31" name="Picture"/>
+            <a:graphic>
+              <a:graphicData uri="http://schemas.openxmlformats.org/drawingml/2006/picture">
+                <pic:pic>
+                  <pic:nvPicPr>
+                    <pic:cNvPr descr="public/img/09-esquemas-y-resumenes/02-resumen-propio.png" id="32" name="Picture"/>
+                    <pic:cNvPicPr>
+                      <a:picLocks noChangeArrowheads="1" noChangeAspect="1"/>
+                    </pic:cNvPicPr>
+                  </pic:nvPicPr>
+                  <pic:blipFill>
+                    <a:blip r:embed="rId30"/>
+                    <a:stretch>
+                      <a:fillRect/>
+                    </a:stretch>
+                  </pic:blipFill>
+                  <pic:spPr bwMode="auto">
+                    <a:xfrm>
+                      <a:off x="0" y="0"/>
+                      <a:ext cx="5334000" cy="2372710"/>
+                    </a:xfrm>
+                    <a:prstGeom prst="rect">
+                      <a:avLst/>
+                    </a:prstGeom>
+                    <a:noFill/>
+                    <a:ln w="9525">
+                      <a:noFill/>
+                      <a:headEnd/>
+                      <a:tailEnd/>
+                    </a:ln>
+                  </pic:spPr>
+                </pic:pic>
+              </a:graphicData>
+            </a:graphic>
+          </wp:inline>
+        </w:drawing>
+      </w:r>
+    </w:p>
+    <w:p>
+      <w:pPr>
+        <w:pStyle w:val="ImageCaption"/>
       </w:pPr>
       <w:r>
         <w:t xml:space="preserve">El resumen propio</w:t>
       </w:r>
     </w:p>
-    <w:bookmarkEnd w:id="27"/>
-    <w:bookmarkStart w:id="28" w:name="a-por-ellos-1"/>
+    <w:bookmarkEnd w:id="33"/>
+    <w:bookmarkStart w:id="34" w:name="a-por-ellos-1"/>
     <w:p>
       <w:pPr>
         <w:pStyle w:val="Heading2"/>
@@ -2457,8 +2541,8 @@
         </w:pict>
       </w:r>
     </w:p>
-    <w:bookmarkEnd w:id="28"/>
-    <w:bookmarkStart w:id="29" w:name="mini-dinámica-resumen-en-cadena-10-min"/>
+    <w:bookmarkEnd w:id="34"/>
+    <w:bookmarkStart w:id="35" w:name="mini-dinámica-resumen-en-cadena-10-min"/>
     <w:p>
       <w:pPr>
         <w:pStyle w:val="Heading2"/>
@@ -2538,8 +2622,8 @@
         </w:pict>
       </w:r>
     </w:p>
-    <w:bookmarkEnd w:id="29"/>
-    <w:bookmarkStart w:id="30" w:name="para-el-profe-soluciones-y-pistas-1"/>
+    <w:bookmarkEnd w:id="35"/>
+    <w:bookmarkStart w:id="36" w:name="para-el-profe-soluciones-y-pistas-1"/>
     <w:p>
       <w:pPr>
         <w:pStyle w:val="Heading2"/>
@@ -2625,7 +2709,7 @@
       <w:r>
         <w:t xml:space="preserve"> </w:t>
       </w:r>
-      <w:hyperlink r:id="rId23">
+      <w:hyperlink r:id="rId26">
         <w:r>
           <w:rPr>
             <w:rStyle w:val="Hyperlink"/>
@@ -2688,9 +2772,9 @@
         </w:r>
       </w:hyperlink>
     </w:p>
-    <w:bookmarkEnd w:id="30"/>
-    <w:bookmarkEnd w:id="31"/>
-    <w:bookmarkStart w:id="38" w:name="juegos-y-retos"/>
+    <w:bookmarkEnd w:id="36"/>
+    <w:bookmarkEnd w:id="37"/>
+    <w:bookmarkStart w:id="44" w:name="juegos-y-retos"/>
     <w:p>
       <w:pPr>
         <w:pStyle w:val="Heading1"/>
@@ -2754,7 +2838,7 @@
         </w:pict>
       </w:r>
     </w:p>
-    <w:bookmarkStart w:id="32" w:name="en-corto-2"/>
+    <w:bookmarkStart w:id="38" w:name="en-corto-2"/>
     <w:p>
       <w:pPr>
         <w:pStyle w:val="Heading2"/>
@@ -2778,8 +2862,8 @@
         </w:pict>
       </w:r>
     </w:p>
-    <w:bookmarkEnd w:id="32"/>
-    <w:bookmarkStart w:id="33" w:name="el-fail-de-dani-mi-resumen-de-4-páginas"/>
+    <w:bookmarkEnd w:id="38"/>
+    <w:bookmarkStart w:id="39" w:name="el-fail-de-dani-mi-resumen-de-4-páginas"/>
     <w:p>
       <w:pPr>
         <w:pStyle w:val="Heading2"/>
@@ -2958,8 +3042,8 @@
         </w:pict>
       </w:r>
     </w:p>
-    <w:bookmarkEnd w:id="33"/>
-    <w:bookmarkStart w:id="34" w:name="reto-mental"/>
+    <w:bookmarkEnd w:id="39"/>
+    <w:bookmarkStart w:id="40" w:name="reto-mental"/>
     <w:p>
       <w:pPr>
         <w:pStyle w:val="Heading2"/>
@@ -3134,8 +3218,8 @@
         </w:pict>
       </w:r>
     </w:p>
-    <w:bookmarkEnd w:id="34"/>
-    <w:bookmarkStart w:id="35" w:name="Xdc16ae791e8cd1ecef320c5e78b4b6b1a780418"/>
+    <w:bookmarkEnd w:id="40"/>
+    <w:bookmarkStart w:id="41" w:name="Xdc16ae791e8cd1ecef320c5e78b4b6b1a780418"/>
     <w:p>
       <w:pPr>
         <w:pStyle w:val="Heading2"/>
@@ -3294,8 +3378,8 @@
         </w:pict>
       </w:r>
     </w:p>
-    <w:bookmarkEnd w:id="35"/>
-    <w:bookmarkStart w:id="36" w:name="logros-de-la-unidad"/>
+    <w:bookmarkEnd w:id="41"/>
+    <w:bookmarkStart w:id="42" w:name="logros-de-la-unidad"/>
     <w:p>
       <w:pPr>
         <w:pStyle w:val="Heading2"/>
@@ -3452,8 +3536,8 @@
         </w:pict>
       </w:r>
     </w:p>
-    <w:bookmarkEnd w:id="36"/>
-    <w:bookmarkStart w:id="37" w:name="poscréditos"/>
+    <w:bookmarkEnd w:id="42"/>
+    <w:bookmarkStart w:id="43" w:name="poscréditos"/>
     <w:p>
       <w:pPr>
         <w:pStyle w:val="Heading2"/>
@@ -3569,7 +3653,7 @@
       <w:r>
         <w:t xml:space="preserve"> </w:t>
       </w:r>
-      <w:hyperlink r:id="rId23">
+      <w:hyperlink r:id="rId26">
         <w:r>
           <w:rPr>
             <w:rStyle w:val="Hyperlink"/>
@@ -3623,7 +3707,7 @@
       <w:r>
         <w:t xml:space="preserve"> </w:t>
       </w:r>
-      <w:hyperlink r:id="rId23">
+      <w:hyperlink r:id="rId26">
         <w:r>
           <w:rPr>
             <w:rStyle w:val="Hyperlink"/>
@@ -3632,8 +3716,8 @@
         </w:r>
       </w:hyperlink>
     </w:p>
-    <w:bookmarkEnd w:id="37"/>
-    <w:bookmarkEnd w:id="38"/>
+    <w:bookmarkEnd w:id="43"/>
+    <w:bookmarkEnd w:id="44"/>
     <w:sectPr>
       <w:footnotePr>
         <w:numRestart w:val="eachSect"/>
